--- a/Weekly Reports/BCIS309 Weekly Report week06 - McIntosh, Daniel.docx
+++ b/Weekly Reports/BCIS309 Weekly Report week06 - McIntosh, Daniel.docx
@@ -653,7 +653,15 @@
           <w:b/>
           <w:bCs/>
         </w:rPr>
-        <w:t>80</w:t>
+        <w:t>8</w:t>
+      </w:r>
+      <w:r>
+        <w:rPr>
+          <w:rFonts w:ascii="Century Gothic" w:hAnsi="Century Gothic"/>
+          <w:b/>
+          <w:bCs/>
+        </w:rPr>
+        <w:t>4</w:t>
       </w:r>
       <w:r>
         <w:rPr>

--- a/Weekly Reports/BCIS309 Weekly Report week06 - McIntosh, Daniel.docx
+++ b/Weekly Reports/BCIS309 Weekly Report week06 - McIntosh, Daniel.docx
@@ -844,7 +844,27 @@
           <w:sz w:val="20"/>
           <w:szCs w:val="20"/>
         </w:rPr>
-        <w:t>, Tuesday 12pm with Abdul</w:t>
+        <w:t xml:space="preserve">, </w:t>
+      </w:r>
+      <w:r>
+        <w:rPr>
+          <w:rFonts w:ascii="Century Gothic" w:hAnsi="Century Gothic"/>
+          <w:b/>
+          <w:bCs/>
+          <w:sz w:val="20"/>
+          <w:szCs w:val="20"/>
+        </w:rPr>
+        <w:t>Monday</w:t>
+      </w:r>
+      <w:r>
+        <w:rPr>
+          <w:rFonts w:ascii="Century Gothic" w:hAnsi="Century Gothic"/>
+          <w:b/>
+          <w:bCs/>
+          <w:sz w:val="20"/>
+          <w:szCs w:val="20"/>
+        </w:rPr>
+        <w:t xml:space="preserve"> 12pm with Abdul</w:t>
       </w:r>
     </w:p>
     <w:p>
@@ -1589,25 +1609,7 @@
                 <w:sz w:val="22"/>
                 <w:szCs w:val="22"/>
               </w:rPr>
-              <w:t xml:space="preserve">Finishing the proposal resulted in a massive improvement in my </w:t>
-            </w:r>
-            <w:proofErr w:type="gramStart"/>
-            <w:r>
-              <w:rPr>
-                <w:rFonts w:ascii="Century Gothic" w:hAnsi="Century Gothic"/>
-                <w:sz w:val="22"/>
-                <w:szCs w:val="22"/>
-              </w:rPr>
-              <w:t>wellbeing, and</w:t>
-            </w:r>
-            <w:proofErr w:type="gramEnd"/>
-            <w:r>
-              <w:rPr>
-                <w:rFonts w:ascii="Century Gothic" w:hAnsi="Century Gothic"/>
-                <w:sz w:val="22"/>
-                <w:szCs w:val="22"/>
-              </w:rPr>
-              <w:t xml:space="preserve"> has let me focus on the tasks at hand.</w:t>
+              <w:t>Finishing the proposal resulted in a massive improvement in my wellbeing, and has let me focus on the tasks at hand.</w:t>
             </w:r>
           </w:p>
         </w:tc>
